--- a/.docx/TJF_Grant_Application_Template.docx
+++ b/.docx/TJF_Grant_Application_Template.docx
@@ -1276,6 +1276,24 @@
           <w:color w:val="222222"/>
         </w:rPr>
         <w:t xml:space="preserve">•  Explain why TJF's integrated model is specifically suited to this need, not just that a need exists.</w:t>
+      </w:r>
+    </w:p>
+    <w:p>
+      <w:pPr>
+        <w:pBdr>
+          <w:top w:val="single" w:color="B8543E" w:sz="4" w:space="4"/>
+          <w:bottom w:val="single" w:color="B8543E" w:sz="4" w:space="4"/>
+        </w:pBdr>
+        <w:shd w:fill="F1E9DD" w:val="clear"/>
+        <w:spacing w:after="200" w:before="100"/>
+      </w:pPr>
+      <w:r>
+        <w:rPr>
+          <w:i/>
+          <w:iCs/>
+          <w:color w:val="5A3A28"/>
+        </w:rPr>
+        <w:t xml:space="preserve">Worked example (Health pillar): "Malaria remains one of the leading causes of death in sub-Saharan Africa — the WHO African Region accounted for 95% of the world's roughly 610,000 malaria deaths in 2024, three-quarters of them children under five, with Uganda ranked among the ten highest-burden countries globally (WHO, World Malaria Report 2025). In [district/community], [insert local data point] illustrates this gap directly." Adapt this structure — global/regional citation, then a local data point — for whichever pillar the specific project addresses.</w:t>
       </w:r>
     </w:p>
     <w:p>
